--- a/backend/app/template_dar.docx
+++ b/backend/app/template_dar.docx
@@ -1089,18 +1089,8 @@
             <w:tcW w:w="6916" w:type="dxa"/>
           </w:tcPr>
           <w:p>
-            <w:pPr>
-              <w:rPr>
-                <w:sz w:val="24"/>
-                <w:szCs w:val="22"/>
-              </w:rPr>
-            </w:pPr>
-            <w:r>
-              <w:rPr>
-                <w:sz w:val="24"/>
-                <w:szCs w:val="22"/>
-              </w:rPr>
-              <w:t xml:space="preserve">281/106(1) BNS, 2023  </w:t>
+            <w:r>
+              <w:t>{{UNDER_SECTION}}</w:t>
             </w:r>
           </w:p>
         </w:tc>
@@ -1750,99 +1740,8 @@
             <w:gridSpan w:val="2"/>
           </w:tcPr>
           <w:p>
-            <w:pPr>
-              <w:jc w:val="both"/>
-              <w:rPr>
-                <w:sz w:val="24"/>
-                <w:szCs w:val="22"/>
-              </w:rPr>
-            </w:pPr>
-            <w:r>
-              <w:rPr>
-                <w:sz w:val="24"/>
-                <w:szCs w:val="22"/>
-              </w:rPr>
-              <w:t>Injury</w:t>
-            </w:r>
-          </w:p>
-          <w:p>
-            <w:pPr>
-              <w:jc w:val="both"/>
-              <w:rPr>
-                <w:b/>
-                <w:bCs/>
-                <w:sz w:val="24"/>
-                <w:szCs w:val="22"/>
-              </w:rPr>
-            </w:pPr>
-            <w:r>
-              <w:rPr>
-                <w:rFonts w:cstheme="minorHAnsi"/>
-                <w:b/>
-                <w:bCs/>
-                <w:sz w:val="24"/>
-                <w:szCs w:val="22"/>
-              </w:rPr>
-              <w:t>√</w:t>
-            </w:r>
-            <w:r>
-              <w:rPr>
-                <w:rFonts w:cstheme="minorHAnsi"/>
-                <w:b/>
-                <w:bCs/>
-                <w:sz w:val="24"/>
-                <w:szCs w:val="22"/>
-              </w:rPr>
-              <w:t xml:space="preserve"> </w:t>
-            </w:r>
-            <w:r>
-              <w:rPr>
-                <w:sz w:val="24"/>
-                <w:szCs w:val="22"/>
-              </w:rPr>
-              <w:t>Fatal</w:t>
-            </w:r>
-          </w:p>
-          <w:p>
-            <w:pPr>
-              <w:jc w:val="both"/>
-              <w:rPr>
-                <w:sz w:val="24"/>
-                <w:szCs w:val="22"/>
-              </w:rPr>
-            </w:pPr>
-            <w:r>
-              <w:rPr>
-                <w:rFonts w:cstheme="minorHAnsi"/>
-                <w:b/>
-                <w:bCs/>
-                <w:sz w:val="24"/>
-                <w:szCs w:val="22"/>
-              </w:rPr>
-              <w:t xml:space="preserve"> </w:t>
-            </w:r>
-            <w:r>
-              <w:rPr>
-                <w:sz w:val="24"/>
-                <w:szCs w:val="22"/>
-              </w:rPr>
-              <w:t>Damage / loss of the property</w:t>
-            </w:r>
-          </w:p>
-          <w:p>
-            <w:pPr>
-              <w:jc w:val="both"/>
-              <w:rPr>
-                <w:sz w:val="24"/>
-                <w:szCs w:val="22"/>
-              </w:rPr>
-            </w:pPr>
-            <w:r>
-              <w:rPr>
-                <w:sz w:val="24"/>
-                <w:szCs w:val="22"/>
-              </w:rPr>
-              <w:t>Any other loss/injury</w:t>
+            <w:r>
+              <w:t>{{NATURE_OF_ACCIDENT}}</w:t>
             </w:r>
           </w:p>
         </w:tc>
@@ -7041,18 +6940,8 @@
             <w:tcW w:w="6349" w:type="dxa"/>
           </w:tcPr>
           <w:p>
-            <w:pPr>
-              <w:rPr>
-                <w:sz w:val="24"/>
-                <w:szCs w:val="22"/>
-              </w:rPr>
-            </w:pPr>
-            <w:r>
-              <w:rPr>
-                <w:sz w:val="24"/>
-                <w:szCs w:val="22"/>
-              </w:rPr>
-              <w:t xml:space="preserve">281/106(1) BNS, 2023  </w:t>
+            <w:r>
+              <w:t>{{UNDER_SECTION}}</w:t>
             </w:r>
           </w:p>
         </w:tc>
@@ -8132,25 +8021,8 @@
             <w:tcW w:w="5640" w:type="dxa"/>
           </w:tcPr>
           <w:p>
-            <w:pPr>
-              <w:rPr>
-                <w:sz w:val="24"/>
-                <w:szCs w:val="24"/>
-              </w:rPr>
-            </w:pPr>
-            <w:r>
-              <w:rPr>
-                <w:sz w:val="24"/>
-                <w:szCs w:val="24"/>
-              </w:rPr>
-              <w:t>HR</w:t>
-            </w:r>
-            <w:r>
-              <w:rPr>
-                <w:sz w:val="24"/>
-                <w:szCs w:val="24"/>
-              </w:rPr>
-              <w:t>64A-6664</w:t>
+            <w:r>
+              <w:t>{{vehicle_reg_no}}</w:t>
             </w:r>
           </w:p>
         </w:tc>
@@ -8529,19 +8401,8 @@
             <w:tcW w:w="5640" w:type="dxa"/>
           </w:tcPr>
           <w:p>
-            <w:pPr>
-              <w:jc w:val="both"/>
-              <w:rPr>
-                <w:sz w:val="24"/>
-                <w:szCs w:val="22"/>
-              </w:rPr>
-            </w:pPr>
-            <w:r>
-              <w:rPr>
-                <w:sz w:val="24"/>
-                <w:szCs w:val="22"/>
-              </w:rPr>
-              <w:t>3379/04146458/000/01</w:t>
+            <w:r>
+              <w:t>{{policy_no}}</w:t>
             </w:r>
           </w:p>
         </w:tc>
@@ -8585,19 +8446,8 @@
             <w:tcW w:w="5640" w:type="dxa"/>
           </w:tcPr>
           <w:p>
-            <w:pPr>
-              <w:jc w:val="both"/>
-              <w:rPr>
-                <w:sz w:val="24"/>
-                <w:szCs w:val="22"/>
-              </w:rPr>
-            </w:pPr>
-            <w:r>
-              <w:rPr>
-                <w:sz w:val="24"/>
-                <w:szCs w:val="22"/>
-              </w:rPr>
-              <w:t>30/11/25 to 29/11/26</w:t>
+            <w:r>
+              <w:t>{{policy_period}}</w:t>
             </w:r>
           </w:p>
         </w:tc>
@@ -9233,18 +9083,8 @@
             <w:tcW w:w="6946" w:type="dxa"/>
           </w:tcPr>
           <w:p>
-            <w:pPr>
-              <w:rPr>
-                <w:sz w:val="24"/>
-                <w:szCs w:val="22"/>
-              </w:rPr>
-            </w:pPr>
-            <w:r>
-              <w:rPr>
-                <w:sz w:val="24"/>
-                <w:szCs w:val="22"/>
-              </w:rPr>
-              <w:t xml:space="preserve">281/106(1) BNS, 2023  </w:t>
+            <w:r>
+              <w:t>{{UNDER_SECTION}}</w:t>
             </w:r>
           </w:p>
         </w:tc>
@@ -9399,18 +9239,8 @@
             <w:tcW w:w="5640" w:type="dxa"/>
           </w:tcPr>
           <w:p>
-            <w:pPr>
-              <w:rPr>
-                <w:sz w:val="26"/>
-                <w:szCs w:val="26"/>
-              </w:rPr>
-            </w:pPr>
-            <w:r>
-              <w:rPr>
-                <w:sz w:val="26"/>
-                <w:szCs w:val="26"/>
-              </w:rPr>
-              <w:t>HR64A-6664</w:t>
+            <w:r>
+              <w:t>{{vehicle_reg_no}}</w:t>
             </w:r>
           </w:p>
         </w:tc>
@@ -11007,19 +10837,8 @@
             <w:tcW w:w="5640" w:type="dxa"/>
           </w:tcPr>
           <w:p>
-            <w:pPr>
-              <w:jc w:val="both"/>
-              <w:rPr>
-                <w:sz w:val="24"/>
-                <w:szCs w:val="22"/>
-              </w:rPr>
-            </w:pPr>
-            <w:r>
-              <w:rPr>
-                <w:sz w:val="24"/>
-                <w:szCs w:val="22"/>
-              </w:rPr>
-              <w:t>3379/04146458/000/01</w:t>
+            <w:r>
+              <w:t>{{policy_no}}</w:t>
             </w:r>
           </w:p>
         </w:tc>
@@ -11064,19 +10883,8 @@
             <w:tcW w:w="5640" w:type="dxa"/>
           </w:tcPr>
           <w:p>
-            <w:pPr>
-              <w:jc w:val="both"/>
-              <w:rPr>
-                <w:sz w:val="24"/>
-                <w:szCs w:val="22"/>
-              </w:rPr>
-            </w:pPr>
-            <w:r>
-              <w:rPr>
-                <w:sz w:val="24"/>
-                <w:szCs w:val="22"/>
-              </w:rPr>
-              <w:t>30/11/25 to 29/11/26</w:t>
+            <w:r>
+              <w:t>{{policy_period}}</w:t>
             </w:r>
           </w:p>
         </w:tc>
@@ -12222,18 +12030,8 @@
             <w:tcW w:w="6946" w:type="dxa"/>
           </w:tcPr>
           <w:p>
-            <w:pPr>
-              <w:rPr>
-                <w:sz w:val="24"/>
-                <w:szCs w:val="22"/>
-              </w:rPr>
-            </w:pPr>
-            <w:r>
-              <w:rPr>
-                <w:sz w:val="24"/>
-                <w:szCs w:val="22"/>
-              </w:rPr>
-              <w:t xml:space="preserve">281/106(1) BNS, 2023  </w:t>
+            <w:r>
+              <w:t>{{UNDER_SECTION}}</w:t>
             </w:r>
           </w:p>
         </w:tc>
@@ -12548,25 +12346,8 @@
             <w:gridSpan w:val="2"/>
           </w:tcPr>
           <w:p>
-            <w:pPr>
-              <w:rPr>
-                <w:sz w:val="28"/>
-                <w:szCs w:val="28"/>
-              </w:rPr>
-            </w:pPr>
-            <w:r>
-              <w:rPr>
-                <w:sz w:val="28"/>
-                <w:szCs w:val="28"/>
-              </w:rPr>
-              <w:t>HR</w:t>
-            </w:r>
-            <w:r>
-              <w:rPr>
-                <w:sz w:val="28"/>
-                <w:szCs w:val="28"/>
-              </w:rPr>
-              <w:t>64A-6664</w:t>
+            <w:r>
+              <w:t>{{vehicle_reg_no}}</w:t>
             </w:r>
           </w:p>
         </w:tc>
@@ -13587,18 +13368,8 @@
             <w:tcW w:w="2977" w:type="dxa"/>
           </w:tcPr>
           <w:p>
-            <w:pPr>
-              <w:rPr>
-                <w:sz w:val="26"/>
-                <w:szCs w:val="26"/>
-              </w:rPr>
-            </w:pPr>
-            <w:r>
-              <w:rPr>
-                <w:sz w:val="26"/>
-                <w:szCs w:val="26"/>
-              </w:rPr>
-              <w:t>Police No.</w:t>
+            <w:r>
+              <w:t>Policy No.</w:t>
             </w:r>
           </w:p>
         </w:tc>
@@ -13608,19 +13379,8 @@
             <w:gridSpan w:val="2"/>
           </w:tcPr>
           <w:p>
-            <w:pPr>
-              <w:jc w:val="both"/>
-              <w:rPr>
-                <w:sz w:val="24"/>
-                <w:szCs w:val="22"/>
-              </w:rPr>
-            </w:pPr>
-            <w:r>
-              <w:rPr>
-                <w:sz w:val="24"/>
-                <w:szCs w:val="22"/>
-              </w:rPr>
-              <w:t>3379/04146458/000/01</w:t>
+            <w:r>
+              <w:t>{{policy_no}}</w:t>
             </w:r>
           </w:p>
         </w:tc>
@@ -13666,19 +13426,8 @@
             <w:gridSpan w:val="2"/>
           </w:tcPr>
           <w:p>
-            <w:pPr>
-              <w:jc w:val="both"/>
-              <w:rPr>
-                <w:sz w:val="24"/>
-                <w:szCs w:val="22"/>
-              </w:rPr>
-            </w:pPr>
-            <w:r>
-              <w:rPr>
-                <w:sz w:val="24"/>
-                <w:szCs w:val="22"/>
-              </w:rPr>
-              <w:t>30/11/25 to 29/11/26</w:t>
+            <w:r>
+              <w:t>{{policy_period}}</w:t>
             </w:r>
           </w:p>
         </w:tc>
@@ -15857,18 +15606,8 @@
             <w:tcW w:w="5812" w:type="dxa"/>
           </w:tcPr>
           <w:p>
-            <w:pPr>
-              <w:rPr>
-                <w:sz w:val="24"/>
-                <w:szCs w:val="22"/>
-              </w:rPr>
-            </w:pPr>
-            <w:r>
-              <w:rPr>
-                <w:sz w:val="24"/>
-                <w:szCs w:val="22"/>
-              </w:rPr>
-              <w:t xml:space="preserve">281/106(1) BNS, 2023  </w:t>
+            <w:r>
+              <w:t>{{UNDER_SECTION}}</w:t>
             </w:r>
           </w:p>
         </w:tc>
@@ -16193,25 +15932,8 @@
             <w:tcW w:w="5782" w:type="dxa"/>
           </w:tcPr>
           <w:p>
-            <w:pPr>
-              <w:rPr>
-                <w:sz w:val="28"/>
-                <w:szCs w:val="28"/>
-              </w:rPr>
-            </w:pPr>
-            <w:r>
-              <w:rPr>
-                <w:sz w:val="28"/>
-                <w:szCs w:val="28"/>
-              </w:rPr>
-              <w:t>HR</w:t>
-            </w:r>
-            <w:r>
-              <w:rPr>
-                <w:sz w:val="28"/>
-                <w:szCs w:val="28"/>
-              </w:rPr>
-              <w:t>64A-6664</w:t>
+            <w:r>
+              <w:t>{{vehicle_reg_no}}</w:t>
             </w:r>
           </w:p>
         </w:tc>
@@ -16630,19 +16352,8 @@
             <w:tcW w:w="5782" w:type="dxa"/>
           </w:tcPr>
           <w:p>
-            <w:pPr>
-              <w:jc w:val="both"/>
-              <w:rPr>
-                <w:sz w:val="24"/>
-                <w:szCs w:val="22"/>
-              </w:rPr>
-            </w:pPr>
-            <w:r>
-              <w:rPr>
-                <w:sz w:val="24"/>
-                <w:szCs w:val="22"/>
-              </w:rPr>
-              <w:t>3379/04146458/000/01</w:t>
+            <w:r>
+              <w:t>{{policy_no}}</w:t>
             </w:r>
           </w:p>
         </w:tc>
@@ -16687,19 +16398,8 @@
             <w:tcW w:w="5782" w:type="dxa"/>
           </w:tcPr>
           <w:p>
-            <w:pPr>
-              <w:jc w:val="both"/>
-              <w:rPr>
-                <w:sz w:val="24"/>
-                <w:szCs w:val="22"/>
-              </w:rPr>
-            </w:pPr>
-            <w:r>
-              <w:rPr>
-                <w:sz w:val="24"/>
-                <w:szCs w:val="22"/>
-              </w:rPr>
-              <w:t>30/11/25 to 29/11/26</w:t>
+            <w:r>
+              <w:t>{{policy_period}}</w:t>
             </w:r>
           </w:p>
         </w:tc>
@@ -17188,25 +16888,8 @@
             <w:gridSpan w:val="11"/>
           </w:tcPr>
           <w:p>
-            <w:pPr>
-              <w:rPr>
-                <w:sz w:val="28"/>
-                <w:szCs w:val="28"/>
-              </w:rPr>
-            </w:pPr>
-            <w:r>
-              <w:rPr>
-                <w:sz w:val="28"/>
-                <w:szCs w:val="28"/>
-              </w:rPr>
-              <w:t>Fem</w:t>
-            </w:r>
-            <w:r>
-              <w:rPr>
-                <w:sz w:val="28"/>
-                <w:szCs w:val="28"/>
-              </w:rPr>
-              <w:t>ale</w:t>
+            <w:r>
+              <w:t>{{VICTIM_GENDER}}</w:t>
             </w:r>
           </w:p>
         </w:tc>
@@ -17272,32 +16955,8 @@
             <w:gridSpan w:val="11"/>
           </w:tcPr>
           <w:p>
-            <w:pPr>
-              <w:rPr>
-                <w:sz w:val="28"/>
-                <w:szCs w:val="28"/>
-              </w:rPr>
-            </w:pPr>
-            <w:r>
-              <w:rPr>
-                <w:sz w:val="28"/>
-                <w:szCs w:val="28"/>
-              </w:rPr>
-              <w:t>-</w:t>
-            </w:r>
-            <w:r>
-              <w:rPr>
-                <w:sz w:val="28"/>
-                <w:szCs w:val="28"/>
-              </w:rPr>
-              <w:t>m</w:t>
-            </w:r>
-            <w:r>
-              <w:rPr>
-                <w:sz w:val="28"/>
-                <w:szCs w:val="28"/>
-              </w:rPr>
-              <w:t xml:space="preserve">arried </w:t>
+            <w:r>
+              <w:t>{{VICTIM_MARITAL_STATUS}}</w:t>
             </w:r>
           </w:p>
         </w:tc>
@@ -17422,12 +17081,9 @@
             <w:gridSpan w:val="11"/>
           </w:tcPr>
           <w:p>
-            <w:pPr>
-              <w:rPr>
-                <w:sz w:val="28"/>
-                <w:szCs w:val="28"/>
-              </w:rPr>
-            </w:pPr>
+            <w:r>
+              <w:t>{{VICTIM_EMPLOYER}}</w:t>
+            </w:r>
           </w:p>
         </w:tc>
       </w:tr>
@@ -17570,18 +17226,8 @@
             <w:gridSpan w:val="11"/>
           </w:tcPr>
           <w:p>
-            <w:pPr>
-              <w:rPr>
-                <w:sz w:val="28"/>
-                <w:szCs w:val="28"/>
-              </w:rPr>
-            </w:pPr>
-            <w:r>
-              <w:rPr>
-                <w:sz w:val="28"/>
-                <w:szCs w:val="28"/>
-              </w:rPr>
-              <w:t>N/A</w:t>
+            <w:r>
+              <w:t>{{VICTIM_INCOME_TAX_ASSESSED}}</w:t>
             </w:r>
           </w:p>
         </w:tc>
@@ -17639,18 +17285,8 @@
             <w:gridSpan w:val="11"/>
           </w:tcPr>
           <w:p>
-            <w:pPr>
-              <w:rPr>
-                <w:sz w:val="28"/>
-                <w:szCs w:val="28"/>
-              </w:rPr>
-            </w:pPr>
-            <w:r>
-              <w:rPr>
-                <w:sz w:val="28"/>
-                <w:szCs w:val="28"/>
-              </w:rPr>
-              <w:t xml:space="preserve">Yes </w:t>
+            <w:r>
+              <w:t>{{VICTIM_SOLE_EARNER}}</w:t>
             </w:r>
           </w:p>
         </w:tc>
@@ -17708,18 +17344,8 @@
             <w:gridSpan w:val="11"/>
           </w:tcPr>
           <w:p>
-            <w:pPr>
-              <w:rPr>
-                <w:sz w:val="28"/>
-                <w:szCs w:val="28"/>
-              </w:rPr>
-            </w:pPr>
-            <w:r>
-              <w:rPr>
-                <w:sz w:val="28"/>
-                <w:szCs w:val="28"/>
-              </w:rPr>
-              <w:t>No</w:t>
+            <w:r>
+              <w:t>{{DECEASED_MEDICAL_TREATMENT}}</w:t>
             </w:r>
           </w:p>
         </w:tc>
@@ -17808,18 +17434,8 @@
             <w:gridSpan w:val="11"/>
           </w:tcPr>
           <w:p>
-            <w:pPr>
-              <w:rPr>
-                <w:sz w:val="28"/>
-                <w:szCs w:val="28"/>
-              </w:rPr>
-            </w:pPr>
-            <w:r>
-              <w:rPr>
-                <w:sz w:val="28"/>
-                <w:szCs w:val="28"/>
-              </w:rPr>
-              <w:t>No</w:t>
+            <w:r>
+              <w:t>{{VICTIM_REIMBURSEMENT}}</w:t>
             </w:r>
           </w:p>
         </w:tc>
@@ -18064,7 +17680,7 @@
           </w:tcPr>
           <w:p>
             <w:r>
-              <w:t>{{LEGAL_REP_1_AGE}}</w:t>
+              <w:t>{{LEGAL_REP_1_NAME}}</w:t>
             </w:r>
           </w:p>
         </w:tc>
@@ -18077,18 +17693,8 @@
             </w:tcBorders>
           </w:tcPr>
           <w:p>
-            <w:pPr>
-              <w:rPr>
-                <w:sz w:val="28"/>
-                <w:szCs w:val="28"/>
-              </w:rPr>
-            </w:pPr>
-            <w:r>
-              <w:rPr>
-                <w:sz w:val="28"/>
-                <w:szCs w:val="28"/>
-              </w:rPr>
-              <w:t>43 Yrs</w:t>
+            <w:r>
+              <w:t>{{LEGAL_REP_1_AGE}}</w:t>
             </w:r>
           </w:p>
         </w:tc>
@@ -18101,18 +17707,8 @@
             </w:tcBorders>
           </w:tcPr>
           <w:p>
-            <w:pPr>
-              <w:rPr>
-                <w:sz w:val="28"/>
-                <w:szCs w:val="28"/>
-              </w:rPr>
-            </w:pPr>
-            <w:r>
-              <w:rPr>
-                <w:sz w:val="28"/>
-                <w:szCs w:val="28"/>
-              </w:rPr>
-              <w:t>Male</w:t>
+            <w:r>
+              <w:t>{{LEGAL_REP_1_GENDER}}</w:t>
             </w:r>
           </w:p>
         </w:tc>
@@ -18126,18 +17722,8 @@
             </w:tcBorders>
           </w:tcPr>
           <w:p>
-            <w:pPr>
-              <w:rPr>
-                <w:sz w:val="28"/>
-                <w:szCs w:val="28"/>
-              </w:rPr>
-            </w:pPr>
-            <w:r>
-              <w:rPr>
-                <w:sz w:val="28"/>
-                <w:szCs w:val="28"/>
-              </w:rPr>
-              <w:t>Son</w:t>
+            <w:r>
+              <w:t>{{LEGAL_REP_1_RELATION}}</w:t>
             </w:r>
           </w:p>
         </w:tc>
@@ -18149,12 +17735,9 @@
             </w:tcBorders>
           </w:tcPr>
           <w:p>
-            <w:pPr>
-              <w:rPr>
-                <w:sz w:val="28"/>
-                <w:szCs w:val="28"/>
-              </w:rPr>
-            </w:pPr>
+            <w:r>
+              <w:t>{{LEGAL_REP_1_MARITAL_STATUS}}</w:t>
+            </w:r>
           </w:p>
         </w:tc>
       </w:tr>
@@ -18199,7 +17782,7 @@
           </w:tcPr>
           <w:p>
             <w:r>
-              <w:t>{{LEGAL_REP_2_AGE}}</w:t>
+              <w:t>{{LEGAL_REP_2_NAME}}</w:t>
             </w:r>
           </w:p>
         </w:tc>
@@ -18212,18 +17795,8 @@
             </w:tcBorders>
           </w:tcPr>
           <w:p>
-            <w:pPr>
-              <w:rPr>
-                <w:sz w:val="28"/>
-                <w:szCs w:val="28"/>
-              </w:rPr>
-            </w:pPr>
-            <w:r>
-              <w:rPr>
-                <w:sz w:val="28"/>
-                <w:szCs w:val="28"/>
-              </w:rPr>
-              <w:t>65 Yrs</w:t>
+            <w:r>
+              <w:t>{{LEGAL_REP_2_AGE}}</w:t>
             </w:r>
           </w:p>
         </w:tc>
@@ -18236,18 +17809,8 @@
             </w:tcBorders>
           </w:tcPr>
           <w:p>
-            <w:pPr>
-              <w:rPr>
-                <w:sz w:val="28"/>
-                <w:szCs w:val="28"/>
-              </w:rPr>
-            </w:pPr>
-            <w:r>
-              <w:rPr>
-                <w:sz w:val="28"/>
-                <w:szCs w:val="28"/>
-              </w:rPr>
-              <w:t>Male</w:t>
+            <w:r>
+              <w:t>{{LEGAL_REP_2_GENDER}}</w:t>
             </w:r>
           </w:p>
         </w:tc>
@@ -18261,18 +17824,8 @@
             </w:tcBorders>
           </w:tcPr>
           <w:p>
-            <w:pPr>
-              <w:rPr>
-                <w:sz w:val="28"/>
-                <w:szCs w:val="28"/>
-              </w:rPr>
-            </w:pPr>
-            <w:r>
-              <w:rPr>
-                <w:sz w:val="28"/>
-                <w:szCs w:val="28"/>
-              </w:rPr>
-              <w:t>Son</w:t>
+            <w:r>
+              <w:t>{{LEGAL_REP_2_RELATION}}</w:t>
             </w:r>
           </w:p>
         </w:tc>
@@ -18284,12 +17837,9 @@
             </w:tcBorders>
           </w:tcPr>
           <w:p>
-            <w:pPr>
-              <w:rPr>
-                <w:sz w:val="28"/>
-                <w:szCs w:val="28"/>
-              </w:rPr>
-            </w:pPr>
+            <w:r>
+              <w:t>{{LEGAL_REP_2_MARITAL_STATUS}}</w:t>
+            </w:r>
           </w:p>
         </w:tc>
       </w:tr>
@@ -18334,7 +17884,7 @@
           </w:tcPr>
           <w:p>
             <w:r>
-              <w:t>{{LEGAL_REP_3_AGE}}</w:t>
+              <w:t>{{LEGAL_REP_3_NAME}}</w:t>
             </w:r>
           </w:p>
         </w:tc>
@@ -18347,18 +17897,8 @@
             </w:tcBorders>
           </w:tcPr>
           <w:p>
-            <w:pPr>
-              <w:rPr>
-                <w:sz w:val="28"/>
-                <w:szCs w:val="28"/>
-              </w:rPr>
-            </w:pPr>
-            <w:r>
-              <w:rPr>
-                <w:sz w:val="28"/>
-                <w:szCs w:val="28"/>
-              </w:rPr>
-              <w:t>47 Yrs</w:t>
+            <w:r>
+              <w:t>{{LEGAL_REP_3_AGE}}</w:t>
             </w:r>
           </w:p>
         </w:tc>
@@ -18371,18 +17911,8 @@
             </w:tcBorders>
           </w:tcPr>
           <w:p>
-            <w:pPr>
-              <w:rPr>
-                <w:sz w:val="28"/>
-                <w:szCs w:val="28"/>
-              </w:rPr>
-            </w:pPr>
-            <w:r>
-              <w:rPr>
-                <w:sz w:val="28"/>
-                <w:szCs w:val="28"/>
-              </w:rPr>
-              <w:t>Female</w:t>
+            <w:r>
+              <w:t>{{LEGAL_REP_3_GENDER}}</w:t>
             </w:r>
           </w:p>
         </w:tc>
@@ -18396,18 +17926,8 @@
             </w:tcBorders>
           </w:tcPr>
           <w:p>
-            <w:pPr>
-              <w:rPr>
-                <w:sz w:val="28"/>
-                <w:szCs w:val="28"/>
-              </w:rPr>
-            </w:pPr>
-            <w:r>
-              <w:rPr>
-                <w:sz w:val="28"/>
-                <w:szCs w:val="28"/>
-              </w:rPr>
-              <w:t>Daughter</w:t>
+            <w:r>
+              <w:t>{{LEGAL_REP_3_RELATION}}</w:t>
             </w:r>
           </w:p>
         </w:tc>
@@ -18419,12 +17939,9 @@
             </w:tcBorders>
           </w:tcPr>
           <w:p>
-            <w:pPr>
-              <w:rPr>
-                <w:sz w:val="28"/>
-                <w:szCs w:val="28"/>
-              </w:rPr>
-            </w:pPr>
+            <w:r>
+              <w:t>{{LEGAL_REP_3_MARITAL_STATUS}}</w:t>
+            </w:r>
           </w:p>
         </w:tc>
       </w:tr>
@@ -18469,7 +17986,7 @@
           </w:tcPr>
           <w:p>
             <w:r>
-              <w:t>{{LEGAL_REP_4_AGE}}</w:t>
+              <w:t>{{LEGAL_REP_4_NAME}}</w:t>
             </w:r>
           </w:p>
         </w:tc>
@@ -18482,12 +17999,9 @@
             </w:tcBorders>
           </w:tcPr>
           <w:p>
-            <w:pPr>
-              <w:rPr>
-                <w:sz w:val="28"/>
-                <w:szCs w:val="28"/>
-              </w:rPr>
-            </w:pPr>
+            <w:r>
+              <w:t>{{LEGAL_REP_4_AGE}}</w:t>
+            </w:r>
           </w:p>
         </w:tc>
         <w:tc>
@@ -18499,12 +18013,9 @@
             </w:tcBorders>
           </w:tcPr>
           <w:p>
-            <w:pPr>
-              <w:rPr>
-                <w:sz w:val="28"/>
-                <w:szCs w:val="28"/>
-              </w:rPr>
-            </w:pPr>
+            <w:r>
+              <w:t>{{LEGAL_REP_4_GENDER}}</w:t>
+            </w:r>
           </w:p>
         </w:tc>
         <w:tc>
@@ -18517,12 +18028,9 @@
             </w:tcBorders>
           </w:tcPr>
           <w:p>
-            <w:pPr>
-              <w:rPr>
-                <w:sz w:val="28"/>
-                <w:szCs w:val="28"/>
-              </w:rPr>
-            </w:pPr>
+            <w:r>
+              <w:t>{{LEGAL_REP_4_RELATION}}</w:t>
+            </w:r>
           </w:p>
         </w:tc>
         <w:tc>
@@ -18533,12 +18041,9 @@
             </w:tcBorders>
           </w:tcPr>
           <w:p>
-            <w:pPr>
-              <w:rPr>
-                <w:sz w:val="28"/>
-                <w:szCs w:val="28"/>
-              </w:rPr>
-            </w:pPr>
+            <w:r>
+              <w:t>{{LEGAL_REP_4_MARITAL_STATUS}}</w:t>
+            </w:r>
           </w:p>
         </w:tc>
       </w:tr>
@@ -18583,7 +18088,7 @@
           </w:tcPr>
           <w:p>
             <w:r>
-              <w:t>{{LEGAL_REP_5_AGE}}</w:t>
+              <w:t>{{LEGAL_REP_5_NAME}}</w:t>
             </w:r>
           </w:p>
         </w:tc>
@@ -18596,12 +18101,9 @@
             </w:tcBorders>
           </w:tcPr>
           <w:p>
-            <w:pPr>
-              <w:rPr>
-                <w:sz w:val="28"/>
-                <w:szCs w:val="28"/>
-              </w:rPr>
-            </w:pPr>
+            <w:r>
+              <w:t>{{LEGAL_REP_5_AGE}}</w:t>
+            </w:r>
           </w:p>
         </w:tc>
         <w:tc>
@@ -18613,12 +18115,9 @@
             </w:tcBorders>
           </w:tcPr>
           <w:p>
-            <w:pPr>
-              <w:rPr>
-                <w:sz w:val="28"/>
-                <w:szCs w:val="28"/>
-              </w:rPr>
-            </w:pPr>
+            <w:r>
+              <w:t>{{LEGAL_REP_5_GENDER}}</w:t>
+            </w:r>
           </w:p>
         </w:tc>
         <w:tc>
@@ -18631,12 +18130,9 @@
             </w:tcBorders>
           </w:tcPr>
           <w:p>
-            <w:pPr>
-              <w:rPr>
-                <w:sz w:val="28"/>
-                <w:szCs w:val="28"/>
-              </w:rPr>
-            </w:pPr>
+            <w:r>
+              <w:t>{{LEGAL_REP_5_RELATION}}</w:t>
+            </w:r>
           </w:p>
         </w:tc>
         <w:tc>
@@ -18647,12 +18143,9 @@
             </w:tcBorders>
           </w:tcPr>
           <w:p>
-            <w:pPr>
-              <w:rPr>
-                <w:sz w:val="28"/>
-                <w:szCs w:val="28"/>
-              </w:rPr>
-            </w:pPr>
+            <w:r>
+              <w:t>{{LEGAL_REP_5_MARITAL_STATUS}}</w:t>
+            </w:r>
           </w:p>
         </w:tc>
       </w:tr>
@@ -18697,7 +18190,7 @@
           </w:tcPr>
           <w:p>
             <w:r>
-              <w:t>{{LEGAL_REP_6_AGE}}</w:t>
+              <w:t>{{LEGAL_REP_6_NAME}}</w:t>
             </w:r>
           </w:p>
         </w:tc>
@@ -18710,12 +18203,9 @@
             </w:tcBorders>
           </w:tcPr>
           <w:p>
-            <w:pPr>
-              <w:rPr>
-                <w:sz w:val="28"/>
-                <w:szCs w:val="28"/>
-              </w:rPr>
-            </w:pPr>
+            <w:r>
+              <w:t>{{LEGAL_REP_6_AGE}}</w:t>
+            </w:r>
           </w:p>
         </w:tc>
         <w:tc>
@@ -18727,12 +18217,9 @@
             </w:tcBorders>
           </w:tcPr>
           <w:p>
-            <w:pPr>
-              <w:rPr>
-                <w:sz w:val="28"/>
-                <w:szCs w:val="28"/>
-              </w:rPr>
-            </w:pPr>
+            <w:r>
+              <w:t>{{LEGAL_REP_6_GENDER}}</w:t>
+            </w:r>
           </w:p>
         </w:tc>
         <w:tc>
@@ -18745,12 +18232,9 @@
             </w:tcBorders>
           </w:tcPr>
           <w:p>
-            <w:pPr>
-              <w:rPr>
-                <w:sz w:val="28"/>
-                <w:szCs w:val="28"/>
-              </w:rPr>
-            </w:pPr>
+            <w:r>
+              <w:t>{{LEGAL_REP_6_RELATION}}</w:t>
+            </w:r>
           </w:p>
         </w:tc>
         <w:tc>
@@ -18761,12 +18245,9 @@
             </w:tcBorders>
           </w:tcPr>
           <w:p>
-            <w:pPr>
-              <w:rPr>
-                <w:sz w:val="28"/>
-                <w:szCs w:val="28"/>
-              </w:rPr>
-            </w:pPr>
+            <w:r>
+              <w:t>{{LEGAL_REP_6_MARITAL_STATUS}}</w:t>
+            </w:r>
           </w:p>
         </w:tc>
       </w:tr>
@@ -18804,7 +18285,7 @@
           </w:tcPr>
           <w:p>
             <w:r>
-              <w:t>{{LEGAL_REP_7_AGE}}</w:t>
+              <w:t>{{LEGAL_REP_7_NAME}}</w:t>
             </w:r>
           </w:p>
         </w:tc>
@@ -18817,12 +18298,9 @@
             </w:tcBorders>
           </w:tcPr>
           <w:p>
-            <w:pPr>
-              <w:rPr>
-                <w:sz w:val="28"/>
-                <w:szCs w:val="28"/>
-              </w:rPr>
-            </w:pPr>
+            <w:r>
+              <w:t>{{LEGAL_REP_7_AGE}}</w:t>
+            </w:r>
           </w:p>
         </w:tc>
         <w:tc>
@@ -18834,12 +18312,9 @@
             </w:tcBorders>
           </w:tcPr>
           <w:p>
-            <w:pPr>
-              <w:rPr>
-                <w:sz w:val="28"/>
-                <w:szCs w:val="28"/>
-              </w:rPr>
-            </w:pPr>
+            <w:r>
+              <w:t>{{LEGAL_REP_7_GENDER}}</w:t>
+            </w:r>
           </w:p>
         </w:tc>
         <w:tc>
@@ -18852,12 +18327,9 @@
             </w:tcBorders>
           </w:tcPr>
           <w:p>
-            <w:pPr>
-              <w:rPr>
-                <w:sz w:val="28"/>
-                <w:szCs w:val="28"/>
-              </w:rPr>
-            </w:pPr>
+            <w:r>
+              <w:t>{{LEGAL_REP_7_RELATION}}</w:t>
+            </w:r>
           </w:p>
         </w:tc>
         <w:tc>
@@ -18868,12 +18340,9 @@
             </w:tcBorders>
           </w:tcPr>
           <w:p>
-            <w:pPr>
-              <w:rPr>
-                <w:sz w:val="28"/>
-                <w:szCs w:val="28"/>
-              </w:rPr>
-            </w:pPr>
+            <w:r>
+              <w:t>{{LEGAL_REP_7_MARITAL_STATUS}}</w:t>
+            </w:r>
           </w:p>
         </w:tc>
       </w:tr>
@@ -19244,17 +18713,9 @@
             <w:gridSpan w:val="2"/>
           </w:tcPr>
           <w:p>
-            <w:pPr>
-              <w:pStyle w:val="ListParagraph"/>
-              <w:numPr>
-                <w:ilvl w:val="0"/>
-                <w:numId w:val="7"/>
-              </w:numPr>
-              <w:rPr>
-                <w:sz w:val="28"/>
-                <w:szCs w:val="28"/>
-              </w:rPr>
-            </w:pPr>
+            <w:r>
+              <w:t>1</w:t>
+            </w:r>
           </w:p>
         </w:tc>
         <w:tc>
@@ -19262,36 +18723,8 @@
             <w:tcW w:w="2552" w:type="dxa"/>
           </w:tcPr>
           <w:p>
-            <w:pPr>
-              <w:jc w:val="both"/>
-              <w:rPr>
-                <w:sz w:val="24"/>
-                <w:szCs w:val="22"/>
-              </w:rPr>
-            </w:pPr>
-            <w:r>
-              <w:rPr>
-                <w:rFonts w:ascii="Times New Roman" w:hAnsi="Times New Roman"/>
-                <w:sz w:val="25"/>
-                <w:szCs w:val="25"/>
-              </w:rPr>
-              <w:t>Mukesh S/o Lt.</w:t>
-            </w:r>
-            <w:r>
-              <w:rPr>
-                <w:rFonts w:ascii="Times New Roman" w:hAnsi="Times New Roman"/>
-                <w:sz w:val="25"/>
-                <w:szCs w:val="25"/>
-              </w:rPr>
-              <w:t xml:space="preserve"> </w:t>
-            </w:r>
-            <w:r>
-              <w:rPr>
-                <w:rFonts w:ascii="Times New Roman" w:hAnsi="Times New Roman"/>
-                <w:sz w:val="25"/>
-                <w:szCs w:val="25"/>
-              </w:rPr>
-              <w:t>Bakshi Singh</w:t>
+            <w:r>
+              <w:t>{{LEGAL_REP_1_NAME}}</w:t>
             </w:r>
           </w:p>
         </w:tc>
@@ -19304,13 +18737,9 @@
             </w:tcBorders>
           </w:tcPr>
           <w:p>
-            <w:pPr>
-              <w:jc w:val="both"/>
-              <w:rPr>
-                <w:sz w:val="24"/>
-                <w:szCs w:val="22"/>
-              </w:rPr>
-            </w:pPr>
+            <w:r>
+              <w:t>{{LEGAL_REP_1_CONTACT}}</w:t>
+            </w:r>
           </w:p>
         </w:tc>
         <w:tc>
@@ -19322,21 +18751,8 @@
             </w:tcBorders>
           </w:tcPr>
           <w:p>
-            <w:pPr>
-              <w:jc w:val="both"/>
-              <w:rPr>
-                <w:rFonts w:ascii="Times New Roman" w:hAnsi="Times New Roman"/>
-                <w:sz w:val="25"/>
-                <w:szCs w:val="25"/>
-              </w:rPr>
-            </w:pPr>
-            <w:r>
-              <w:rPr>
-                <w:rFonts w:ascii="Times New Roman" w:hAnsi="Times New Roman"/>
-                <w:sz w:val="25"/>
-                <w:szCs w:val="25"/>
-              </w:rPr>
-              <w:t>J-491, Bhagwan Pura Samaypur Libaspur Delhi. Age-47 Yrs</w:t>
+            <w:r>
+              <w:t>{{LEGAL_REP_1_ADDRESS}}</w:t>
             </w:r>
           </w:p>
         </w:tc>
@@ -19352,17 +18768,9 @@
             <w:gridSpan w:val="2"/>
           </w:tcPr>
           <w:p>
-            <w:pPr>
-              <w:pStyle w:val="ListParagraph"/>
-              <w:numPr>
-                <w:ilvl w:val="0"/>
-                <w:numId w:val="7"/>
-              </w:numPr>
-              <w:rPr>
-                <w:sz w:val="28"/>
-                <w:szCs w:val="28"/>
-              </w:rPr>
-            </w:pPr>
+            <w:r>
+              <w:t>2</w:t>
+            </w:r>
           </w:p>
         </w:tc>
         <w:tc>
@@ -19370,19 +18778,8 @@
             <w:tcW w:w="2552" w:type="dxa"/>
           </w:tcPr>
           <w:p>
-            <w:pPr>
-              <w:rPr>
-                <w:sz w:val="28"/>
-                <w:szCs w:val="28"/>
-              </w:rPr>
-            </w:pPr>
-            <w:r>
-              <w:rPr>
-                <w:rFonts w:ascii="Times New Roman" w:hAnsi="Times New Roman"/>
-                <w:sz w:val="25"/>
-                <w:szCs w:val="25"/>
-              </w:rPr>
-              <w:t>Bhagat Singh S/o Lt. Bakshi Singh</w:t>
+            <w:r>
+              <w:t>{{LEGAL_REP_2_NAME}}</w:t>
             </w:r>
           </w:p>
         </w:tc>
@@ -19395,12 +18792,9 @@
             </w:tcBorders>
           </w:tcPr>
           <w:p>
-            <w:pPr>
-              <w:rPr>
-                <w:sz w:val="28"/>
-                <w:szCs w:val="28"/>
-              </w:rPr>
-            </w:pPr>
+            <w:r>
+              <w:t>{{LEGAL_REP_2_CONTACT}}</w:t>
+            </w:r>
           </w:p>
         </w:tc>
         <w:tc>
@@ -19412,12 +18806,9 @@
             </w:tcBorders>
           </w:tcPr>
           <w:p>
-            <w:pPr>
-              <w:rPr>
-                <w:sz w:val="28"/>
-                <w:szCs w:val="28"/>
-              </w:rPr>
-            </w:pPr>
+            <w:r>
+              <w:t>{{LEGAL_REP_2_ADDRESS}}</w:t>
+            </w:r>
           </w:p>
         </w:tc>
       </w:tr>
@@ -19432,17 +18823,9 @@
             <w:gridSpan w:val="2"/>
           </w:tcPr>
           <w:p>
-            <w:pPr>
-              <w:pStyle w:val="ListParagraph"/>
-              <w:numPr>
-                <w:ilvl w:val="0"/>
-                <w:numId w:val="7"/>
-              </w:numPr>
-              <w:rPr>
-                <w:sz w:val="28"/>
-                <w:szCs w:val="28"/>
-              </w:rPr>
-            </w:pPr>
+            <w:r>
+              <w:t>3</w:t>
+            </w:r>
           </w:p>
         </w:tc>
         <w:tc>
@@ -19450,19 +18833,8 @@
             <w:tcW w:w="2552" w:type="dxa"/>
           </w:tcPr>
           <w:p>
-            <w:pPr>
-              <w:rPr>
-                <w:sz w:val="28"/>
-                <w:szCs w:val="28"/>
-              </w:rPr>
-            </w:pPr>
-            <w:r>
-              <w:rPr>
-                <w:rFonts w:ascii="Times New Roman" w:hAnsi="Times New Roman"/>
-                <w:sz w:val="25"/>
-                <w:szCs w:val="25"/>
-              </w:rPr>
-              <w:t>Tilak Kaur D/o Lt. Bakshi Singh</w:t>
+            <w:r>
+              <w:t>{{LEGAL_REP_3_NAME}}</w:t>
             </w:r>
           </w:p>
         </w:tc>
@@ -19475,12 +18847,9 @@
             </w:tcBorders>
           </w:tcPr>
           <w:p>
-            <w:pPr>
-              <w:rPr>
-                <w:sz w:val="28"/>
-                <w:szCs w:val="28"/>
-              </w:rPr>
-            </w:pPr>
+            <w:r>
+              <w:t>{{LEGAL_REP_3_CONTACT}}</w:t>
+            </w:r>
           </w:p>
         </w:tc>
         <w:tc>
@@ -19492,12 +18861,9 @@
             </w:tcBorders>
           </w:tcPr>
           <w:p>
-            <w:pPr>
-              <w:rPr>
-                <w:sz w:val="28"/>
-                <w:szCs w:val="28"/>
-              </w:rPr>
-            </w:pPr>
+            <w:r>
+              <w:t>{{LEGAL_REP_3_ADDRESS}}</w:t>
+            </w:r>
           </w:p>
         </w:tc>
       </w:tr>
@@ -19512,17 +18878,9 @@
             <w:gridSpan w:val="2"/>
           </w:tcPr>
           <w:p>
-            <w:pPr>
-              <w:pStyle w:val="ListParagraph"/>
-              <w:numPr>
-                <w:ilvl w:val="0"/>
-                <w:numId w:val="7"/>
-              </w:numPr>
-              <w:rPr>
-                <w:sz w:val="28"/>
-                <w:szCs w:val="28"/>
-              </w:rPr>
-            </w:pPr>
+            <w:r>
+              <w:t>4</w:t>
+            </w:r>
           </w:p>
         </w:tc>
         <w:tc>
@@ -19530,12 +18888,9 @@
             <w:tcW w:w="2552" w:type="dxa"/>
           </w:tcPr>
           <w:p>
-            <w:pPr>
-              <w:rPr>
-                <w:sz w:val="24"/>
-                <w:szCs w:val="22"/>
-              </w:rPr>
-            </w:pPr>
+            <w:r>
+              <w:t>{{LEGAL_REP_4_NAME}}</w:t>
+            </w:r>
           </w:p>
         </w:tc>
         <w:tc>
@@ -19547,12 +18902,9 @@
             </w:tcBorders>
           </w:tcPr>
           <w:p>
-            <w:pPr>
-              <w:rPr>
-                <w:sz w:val="28"/>
-                <w:szCs w:val="28"/>
-              </w:rPr>
-            </w:pPr>
+            <w:r>
+              <w:t>{{LEGAL_REP_4_CONTACT}}</w:t>
+            </w:r>
           </w:p>
         </w:tc>
         <w:tc>
@@ -19564,12 +18916,9 @@
             </w:tcBorders>
           </w:tcPr>
           <w:p>
-            <w:pPr>
-              <w:rPr>
-                <w:sz w:val="28"/>
-                <w:szCs w:val="28"/>
-              </w:rPr>
-            </w:pPr>
+            <w:r>
+              <w:t>{{LEGAL_REP_4_ADDRESS}}</w:t>
+            </w:r>
           </w:p>
         </w:tc>
       </w:tr>
@@ -19584,17 +18933,9 @@
             <w:gridSpan w:val="2"/>
           </w:tcPr>
           <w:p>
-            <w:pPr>
-              <w:pStyle w:val="ListParagraph"/>
-              <w:numPr>
-                <w:ilvl w:val="0"/>
-                <w:numId w:val="7"/>
-              </w:numPr>
-              <w:rPr>
-                <w:sz w:val="28"/>
-                <w:szCs w:val="28"/>
-              </w:rPr>
-            </w:pPr>
+            <w:r>
+              <w:t>5</w:t>
+            </w:r>
           </w:p>
         </w:tc>
         <w:tc>
@@ -19602,12 +18943,9 @@
             <w:tcW w:w="2552" w:type="dxa"/>
           </w:tcPr>
           <w:p>
-            <w:pPr>
-              <w:rPr>
-                <w:sz w:val="24"/>
-                <w:szCs w:val="22"/>
-              </w:rPr>
-            </w:pPr>
+            <w:r>
+              <w:t>{{LEGAL_REP_5_NAME}}</w:t>
+            </w:r>
           </w:p>
         </w:tc>
         <w:tc>
@@ -19619,12 +18957,9 @@
             </w:tcBorders>
           </w:tcPr>
           <w:p>
-            <w:pPr>
-              <w:rPr>
-                <w:sz w:val="28"/>
-                <w:szCs w:val="28"/>
-              </w:rPr>
-            </w:pPr>
+            <w:r>
+              <w:t>{{LEGAL_REP_5_CONTACT}}</w:t>
+            </w:r>
           </w:p>
         </w:tc>
         <w:tc>
@@ -19636,12 +18971,9 @@
             </w:tcBorders>
           </w:tcPr>
           <w:p>
-            <w:pPr>
-              <w:rPr>
-                <w:sz w:val="28"/>
-                <w:szCs w:val="28"/>
-              </w:rPr>
-            </w:pPr>
+            <w:r>
+              <w:t>{{LEGAL_REP_5_ADDRESS}}</w:t>
+            </w:r>
           </w:p>
         </w:tc>
       </w:tr>
@@ -19656,17 +18988,9 @@
             <w:gridSpan w:val="2"/>
           </w:tcPr>
           <w:p>
-            <w:pPr>
-              <w:pStyle w:val="ListParagraph"/>
-              <w:numPr>
-                <w:ilvl w:val="0"/>
-                <w:numId w:val="7"/>
-              </w:numPr>
-              <w:rPr>
-                <w:sz w:val="28"/>
-                <w:szCs w:val="28"/>
-              </w:rPr>
-            </w:pPr>
+            <w:r>
+              <w:t>6</w:t>
+            </w:r>
           </w:p>
         </w:tc>
         <w:tc>
@@ -19674,12 +18998,9 @@
             <w:tcW w:w="2552" w:type="dxa"/>
           </w:tcPr>
           <w:p>
-            <w:pPr>
-              <w:rPr>
-                <w:sz w:val="24"/>
-                <w:szCs w:val="22"/>
-              </w:rPr>
-            </w:pPr>
+            <w:r>
+              <w:t>{{LEGAL_REP_6_NAME}}</w:t>
+            </w:r>
           </w:p>
         </w:tc>
         <w:tc>
@@ -19691,12 +19012,9 @@
             </w:tcBorders>
           </w:tcPr>
           <w:p>
-            <w:pPr>
-              <w:rPr>
-                <w:sz w:val="28"/>
-                <w:szCs w:val="28"/>
-              </w:rPr>
-            </w:pPr>
+            <w:r>
+              <w:t>{{LEGAL_REP_6_CONTACT}}</w:t>
+            </w:r>
           </w:p>
         </w:tc>
         <w:tc>
@@ -19708,12 +19026,9 @@
             </w:tcBorders>
           </w:tcPr>
           <w:p>
-            <w:pPr>
-              <w:rPr>
-                <w:sz w:val="28"/>
-                <w:szCs w:val="28"/>
-              </w:rPr>
-            </w:pPr>
+            <w:r>
+              <w:t>{{LEGAL_REP_6_ADDRESS}}</w:t>
+            </w:r>
           </w:p>
         </w:tc>
       </w:tr>
@@ -19728,17 +19043,9 @@
             <w:gridSpan w:val="2"/>
           </w:tcPr>
           <w:p>
-            <w:pPr>
-              <w:pStyle w:val="ListParagraph"/>
-              <w:numPr>
-                <w:ilvl w:val="0"/>
-                <w:numId w:val="7"/>
-              </w:numPr>
-              <w:rPr>
-                <w:sz w:val="28"/>
-                <w:szCs w:val="28"/>
-              </w:rPr>
-            </w:pPr>
+            <w:r>
+              <w:t>7</w:t>
+            </w:r>
           </w:p>
         </w:tc>
         <w:tc>
@@ -19746,12 +19053,9 @@
             <w:tcW w:w="2552" w:type="dxa"/>
           </w:tcPr>
           <w:p>
-            <w:pPr>
-              <w:rPr>
-                <w:sz w:val="24"/>
-                <w:szCs w:val="22"/>
-              </w:rPr>
-            </w:pPr>
+            <w:r>
+              <w:t>{{LEGAL_REP_7_NAME}}</w:t>
+            </w:r>
           </w:p>
         </w:tc>
         <w:tc>
@@ -19763,12 +19067,9 @@
             </w:tcBorders>
           </w:tcPr>
           <w:p>
-            <w:pPr>
-              <w:rPr>
-                <w:sz w:val="28"/>
-                <w:szCs w:val="28"/>
-              </w:rPr>
-            </w:pPr>
+            <w:r>
+              <w:t>{{LEGAL_REP_7_CONTACT}}</w:t>
+            </w:r>
           </w:p>
         </w:tc>
         <w:tc>
@@ -19780,12 +19081,9 @@
             </w:tcBorders>
           </w:tcPr>
           <w:p>
-            <w:pPr>
-              <w:rPr>
-                <w:sz w:val="28"/>
-                <w:szCs w:val="28"/>
-              </w:rPr>
-            </w:pPr>
+            <w:r>
+              <w:t>{{LEGAL_REP_7_ADDRESS}}</w:t>
+            </w:r>
           </w:p>
         </w:tc>
       </w:tr>
@@ -19947,17 +19245,9 @@
             <w:gridSpan w:val="2"/>
           </w:tcPr>
           <w:p>
-            <w:pPr>
-              <w:pStyle w:val="ListParagraph"/>
-              <w:numPr>
-                <w:ilvl w:val="0"/>
-                <w:numId w:val="8"/>
-              </w:numPr>
-              <w:rPr>
-                <w:sz w:val="28"/>
-                <w:szCs w:val="28"/>
-              </w:rPr>
-            </w:pPr>
+            <w:r>
+              <w:t>1</w:t>
+            </w:r>
           </w:p>
         </w:tc>
         <w:tc>
@@ -19966,12 +19256,9 @@
             <w:gridSpan w:val="3"/>
           </w:tcPr>
           <w:p>
-            <w:pPr>
-              <w:rPr>
-                <w:sz w:val="28"/>
-                <w:szCs w:val="28"/>
-              </w:rPr>
-            </w:pPr>
+            <w:r>
+              <w:t>{{CHILD_1_NAME}}</w:t>
+            </w:r>
           </w:p>
         </w:tc>
         <w:tc>
@@ -19983,12 +19270,9 @@
             </w:tcBorders>
           </w:tcPr>
           <w:p>
-            <w:pPr>
-              <w:rPr>
-                <w:sz w:val="28"/>
-                <w:szCs w:val="28"/>
-              </w:rPr>
-            </w:pPr>
+            <w:r>
+              <w:t>{{CHILD_1_SCHOOL_CLASS}}</w:t>
+            </w:r>
           </w:p>
         </w:tc>
         <w:tc>
@@ -20001,12 +19285,9 @@
             </w:tcBorders>
           </w:tcPr>
           <w:p>
-            <w:pPr>
-              <w:rPr>
-                <w:sz w:val="28"/>
-                <w:szCs w:val="28"/>
-              </w:rPr>
-            </w:pPr>
+            <w:r>
+              <w:t>{{CHILD_1_ANNUAL_FEE}}</w:t>
+            </w:r>
           </w:p>
         </w:tc>
         <w:tc>
@@ -20018,12 +19299,9 @@
             </w:tcBorders>
           </w:tcPr>
           <w:p>
-            <w:pPr>
-              <w:rPr>
-                <w:sz w:val="28"/>
-                <w:szCs w:val="28"/>
-              </w:rPr>
-            </w:pPr>
+            <w:r>
+              <w:t>{{CHILD_1_EXPENSES}}</w:t>
+            </w:r>
           </w:p>
         </w:tc>
       </w:tr>
@@ -20038,17 +19316,9 @@
             <w:gridSpan w:val="2"/>
           </w:tcPr>
           <w:p>
-            <w:pPr>
-              <w:pStyle w:val="ListParagraph"/>
-              <w:numPr>
-                <w:ilvl w:val="0"/>
-                <w:numId w:val="8"/>
-              </w:numPr>
-              <w:rPr>
-                <w:sz w:val="28"/>
-                <w:szCs w:val="28"/>
-              </w:rPr>
-            </w:pPr>
+            <w:r>
+              <w:t>2</w:t>
+            </w:r>
           </w:p>
         </w:tc>
         <w:tc>
@@ -20057,12 +19327,9 @@
             <w:gridSpan w:val="3"/>
           </w:tcPr>
           <w:p>
-            <w:pPr>
-              <w:rPr>
-                <w:sz w:val="24"/>
-                <w:szCs w:val="22"/>
-              </w:rPr>
-            </w:pPr>
+            <w:r>
+              <w:t>{{CHILD_2_NAME}}</w:t>
+            </w:r>
           </w:p>
         </w:tc>
         <w:tc>
@@ -20074,12 +19341,9 @@
             </w:tcBorders>
           </w:tcPr>
           <w:p>
-            <w:pPr>
-              <w:rPr>
-                <w:sz w:val="28"/>
-                <w:szCs w:val="28"/>
-              </w:rPr>
-            </w:pPr>
+            <w:r>
+              <w:t>{{CHILD_2_SCHOOL_CLASS}}</w:t>
+            </w:r>
           </w:p>
         </w:tc>
         <w:tc>
@@ -20092,12 +19356,9 @@
             </w:tcBorders>
           </w:tcPr>
           <w:p>
-            <w:pPr>
-              <w:rPr>
-                <w:sz w:val="28"/>
-                <w:szCs w:val="28"/>
-              </w:rPr>
-            </w:pPr>
+            <w:r>
+              <w:t>{{CHILD_2_ANNUAL_FEE}}</w:t>
+            </w:r>
           </w:p>
         </w:tc>
         <w:tc>
@@ -20109,12 +19370,9 @@
             </w:tcBorders>
           </w:tcPr>
           <w:p>
-            <w:pPr>
-              <w:rPr>
-                <w:sz w:val="28"/>
-                <w:szCs w:val="28"/>
-              </w:rPr>
-            </w:pPr>
+            <w:r>
+              <w:t>{{CHILD_2_EXPENSES}}</w:t>
+            </w:r>
           </w:p>
         </w:tc>
       </w:tr>
@@ -20129,17 +19387,9 @@
             <w:gridSpan w:val="2"/>
           </w:tcPr>
           <w:p>
-            <w:pPr>
-              <w:pStyle w:val="ListParagraph"/>
-              <w:numPr>
-                <w:ilvl w:val="0"/>
-                <w:numId w:val="8"/>
-              </w:numPr>
-              <w:rPr>
-                <w:sz w:val="28"/>
-                <w:szCs w:val="28"/>
-              </w:rPr>
-            </w:pPr>
+            <w:r>
+              <w:t>3</w:t>
+            </w:r>
           </w:p>
         </w:tc>
         <w:tc>
@@ -20148,12 +19398,9 @@
             <w:gridSpan w:val="3"/>
           </w:tcPr>
           <w:p>
-            <w:pPr>
-              <w:rPr>
-                <w:sz w:val="24"/>
-                <w:szCs w:val="22"/>
-              </w:rPr>
-            </w:pPr>
+            <w:r>
+              <w:t>{{CHILD_3_NAME}}</w:t>
+            </w:r>
           </w:p>
         </w:tc>
         <w:tc>
@@ -20165,12 +19412,9 @@
             </w:tcBorders>
           </w:tcPr>
           <w:p>
-            <w:pPr>
-              <w:rPr>
-                <w:sz w:val="28"/>
-                <w:szCs w:val="28"/>
-              </w:rPr>
-            </w:pPr>
+            <w:r>
+              <w:t>{{CHILD_3_SCHOOL_CLASS}}</w:t>
+            </w:r>
           </w:p>
         </w:tc>
         <w:tc>
@@ -20183,12 +19427,9 @@
             </w:tcBorders>
           </w:tcPr>
           <w:p>
-            <w:pPr>
-              <w:rPr>
-                <w:sz w:val="28"/>
-                <w:szCs w:val="28"/>
-              </w:rPr>
-            </w:pPr>
+            <w:r>
+              <w:t>{{CHILD_3_ANNUAL_FEE}}</w:t>
+            </w:r>
           </w:p>
         </w:tc>
         <w:tc>
@@ -20200,12 +19441,9 @@
             </w:tcBorders>
           </w:tcPr>
           <w:p>
-            <w:pPr>
-              <w:rPr>
-                <w:sz w:val="28"/>
-                <w:szCs w:val="28"/>
-              </w:rPr>
-            </w:pPr>
+            <w:r>
+              <w:t>{{CHILD_3_EXPENSES}}</w:t>
+            </w:r>
           </w:p>
         </w:tc>
       </w:tr>
@@ -20220,17 +19458,9 @@
             <w:gridSpan w:val="2"/>
           </w:tcPr>
           <w:p>
-            <w:pPr>
-              <w:pStyle w:val="ListParagraph"/>
-              <w:numPr>
-                <w:ilvl w:val="0"/>
-                <w:numId w:val="8"/>
-              </w:numPr>
-              <w:rPr>
-                <w:sz w:val="28"/>
-                <w:szCs w:val="28"/>
-              </w:rPr>
-            </w:pPr>
+            <w:r>
+              <w:t>4</w:t>
+            </w:r>
           </w:p>
         </w:tc>
         <w:tc>
@@ -20239,12 +19469,9 @@
             <w:gridSpan w:val="3"/>
           </w:tcPr>
           <w:p>
-            <w:pPr>
-              <w:rPr>
-                <w:sz w:val="28"/>
-                <w:szCs w:val="28"/>
-              </w:rPr>
-            </w:pPr>
+            <w:r>
+              <w:t>{{CHILD_4_NAME}}</w:t>
+            </w:r>
           </w:p>
         </w:tc>
         <w:tc>
@@ -20256,12 +19483,9 @@
             </w:tcBorders>
           </w:tcPr>
           <w:p>
-            <w:pPr>
-              <w:rPr>
-                <w:sz w:val="28"/>
-                <w:szCs w:val="28"/>
-              </w:rPr>
-            </w:pPr>
+            <w:r>
+              <w:t>{{CHILD_4_SCHOOL_CLASS}}</w:t>
+            </w:r>
           </w:p>
         </w:tc>
         <w:tc>
@@ -20274,12 +19498,9 @@
             </w:tcBorders>
           </w:tcPr>
           <w:p>
-            <w:pPr>
-              <w:rPr>
-                <w:sz w:val="28"/>
-                <w:szCs w:val="28"/>
-              </w:rPr>
-            </w:pPr>
+            <w:r>
+              <w:t>{{CHILD_4_ANNUAL_FEE}}</w:t>
+            </w:r>
           </w:p>
         </w:tc>
         <w:tc>
@@ -20291,12 +19512,9 @@
             </w:tcBorders>
           </w:tcPr>
           <w:p>
-            <w:pPr>
-              <w:rPr>
-                <w:sz w:val="28"/>
-                <w:szCs w:val="28"/>
-              </w:rPr>
-            </w:pPr>
+            <w:r>
+              <w:t>{{CHILD_4_EXPENSES}}</w:t>
+            </w:r>
           </w:p>
         </w:tc>
       </w:tr>
@@ -20311,17 +19529,9 @@
             <w:gridSpan w:val="2"/>
           </w:tcPr>
           <w:p>
-            <w:pPr>
-              <w:pStyle w:val="ListParagraph"/>
-              <w:numPr>
-                <w:ilvl w:val="0"/>
-                <w:numId w:val="8"/>
-              </w:numPr>
-              <w:rPr>
-                <w:sz w:val="28"/>
-                <w:szCs w:val="28"/>
-              </w:rPr>
-            </w:pPr>
+            <w:r>
+              <w:t>5</w:t>
+            </w:r>
           </w:p>
         </w:tc>
         <w:tc>
@@ -20330,12 +19540,9 @@
             <w:gridSpan w:val="3"/>
           </w:tcPr>
           <w:p>
-            <w:pPr>
-              <w:rPr>
-                <w:sz w:val="28"/>
-                <w:szCs w:val="28"/>
-              </w:rPr>
-            </w:pPr>
+            <w:r>
+              <w:t>{{CHILD_5_NAME}}</w:t>
+            </w:r>
           </w:p>
         </w:tc>
         <w:tc>
@@ -20347,12 +19554,9 @@
             </w:tcBorders>
           </w:tcPr>
           <w:p>
-            <w:pPr>
-              <w:rPr>
-                <w:sz w:val="28"/>
-                <w:szCs w:val="28"/>
-              </w:rPr>
-            </w:pPr>
+            <w:r>
+              <w:t>{{CHILD_5_SCHOOL_CLASS}}</w:t>
+            </w:r>
           </w:p>
         </w:tc>
         <w:tc>
@@ -20365,12 +19569,9 @@
             </w:tcBorders>
           </w:tcPr>
           <w:p>
-            <w:pPr>
-              <w:rPr>
-                <w:sz w:val="28"/>
-                <w:szCs w:val="28"/>
-              </w:rPr>
-            </w:pPr>
+            <w:r>
+              <w:t>{{CHILD_5_ANNUAL_FEE}}</w:t>
+            </w:r>
           </w:p>
         </w:tc>
         <w:tc>
@@ -20382,12 +19583,9 @@
             </w:tcBorders>
           </w:tcPr>
           <w:p>
-            <w:pPr>
-              <w:rPr>
-                <w:sz w:val="28"/>
-                <w:szCs w:val="28"/>
-              </w:rPr>
-            </w:pPr>
+            <w:r>
+              <w:t>{{CHILD_5_EXPENSES}}</w:t>
+            </w:r>
           </w:p>
         </w:tc>
       </w:tr>
@@ -20402,17 +19600,9 @@
             <w:gridSpan w:val="2"/>
           </w:tcPr>
           <w:p>
-            <w:pPr>
-              <w:pStyle w:val="ListParagraph"/>
-              <w:numPr>
-                <w:ilvl w:val="0"/>
-                <w:numId w:val="8"/>
-              </w:numPr>
-              <w:rPr>
-                <w:sz w:val="28"/>
-                <w:szCs w:val="28"/>
-              </w:rPr>
-            </w:pPr>
+            <w:r>
+              <w:t>6</w:t>
+            </w:r>
           </w:p>
         </w:tc>
         <w:tc>
@@ -20421,12 +19611,9 @@
             <w:gridSpan w:val="3"/>
           </w:tcPr>
           <w:p>
-            <w:pPr>
-              <w:rPr>
-                <w:sz w:val="28"/>
-                <w:szCs w:val="28"/>
-              </w:rPr>
-            </w:pPr>
+            <w:r>
+              <w:t>{{CHILD_6_NAME}}</w:t>
+            </w:r>
           </w:p>
         </w:tc>
         <w:tc>
@@ -20438,12 +19625,9 @@
             </w:tcBorders>
           </w:tcPr>
           <w:p>
-            <w:pPr>
-              <w:rPr>
-                <w:sz w:val="28"/>
-                <w:szCs w:val="28"/>
-              </w:rPr>
-            </w:pPr>
+            <w:r>
+              <w:t>{{CHILD_6_SCHOOL_CLASS}}</w:t>
+            </w:r>
           </w:p>
         </w:tc>
         <w:tc>
@@ -20456,12 +19640,9 @@
             </w:tcBorders>
           </w:tcPr>
           <w:p>
-            <w:pPr>
-              <w:rPr>
-                <w:sz w:val="28"/>
-                <w:szCs w:val="28"/>
-              </w:rPr>
-            </w:pPr>
+            <w:r>
+              <w:t>{{CHILD_6_ANNUAL_FEE}}</w:t>
+            </w:r>
           </w:p>
         </w:tc>
         <w:tc>
@@ -20473,12 +19654,9 @@
             </w:tcBorders>
           </w:tcPr>
           <w:p>
-            <w:pPr>
-              <w:rPr>
-                <w:sz w:val="28"/>
-                <w:szCs w:val="28"/>
-              </w:rPr>
-            </w:pPr>
+            <w:r>
+              <w:t>{{CHILD_6_EXPENSES}}</w:t>
+            </w:r>
           </w:p>
         </w:tc>
       </w:tr>
@@ -20581,20 +19759,8 @@
             </w:tcBorders>
           </w:tcPr>
           <w:p>
-            <w:pPr>
-              <w:rPr>
-                <w:rFonts w:ascii="Times New Roman" w:hAnsi="Times New Roman"/>
-                <w:sz w:val="25"/>
-                <w:szCs w:val="25"/>
-              </w:rPr>
-            </w:pPr>
-            <w:r>
-              <w:rPr>
-                <w:rFonts w:ascii="Times New Roman" w:hAnsi="Times New Roman"/>
-                <w:sz w:val="25"/>
-                <w:szCs w:val="25"/>
-              </w:rPr>
-              <w:t>N/A</w:t>
+            <w:r>
+              <w:t>{{INJURY_NAME}}</w:t>
             </w:r>
           </w:p>
         </w:tc>
@@ -20672,14 +19838,9 @@
             </w:tcBorders>
           </w:tcPr>
           <w:p>
-            <w:pPr>
-              <w:rPr>
-                <w:b/>
-                <w:bCs/>
-                <w:sz w:val="32"/>
-                <w:szCs w:val="30"/>
-              </w:rPr>
-            </w:pPr>
+            <w:r>
+              <w:t>{{INJURY_FATHER}}</w:t>
+            </w:r>
           </w:p>
         </w:tc>
       </w:tr>
@@ -20748,14 +19909,9 @@
             </w:tcBorders>
           </w:tcPr>
           <w:p>
-            <w:pPr>
-              <w:rPr>
-                <w:b/>
-                <w:bCs/>
-                <w:sz w:val="32"/>
-                <w:szCs w:val="30"/>
-              </w:rPr>
-            </w:pPr>
+            <w:r>
+              <w:t>{{INJURY_ADDRESS}}</w:t>
+            </w:r>
           </w:p>
         </w:tc>
       </w:tr>
@@ -20824,14 +19980,9 @@
             </w:tcBorders>
           </w:tcPr>
           <w:p>
-            <w:pPr>
-              <w:rPr>
-                <w:b/>
-                <w:bCs/>
-                <w:sz w:val="32"/>
-                <w:szCs w:val="30"/>
-              </w:rPr>
-            </w:pPr>
+            <w:r>
+              <w:t>{{INJURY_CONTACT}}</w:t>
+            </w:r>
           </w:p>
         </w:tc>
       </w:tr>
@@ -20900,14 +20051,9 @@
             </w:tcBorders>
           </w:tcPr>
           <w:p>
-            <w:pPr>
-              <w:rPr>
-                <w:b/>
-                <w:bCs/>
-                <w:sz w:val="32"/>
-                <w:szCs w:val="30"/>
-              </w:rPr>
-            </w:pPr>
+            <w:r>
+              <w:t>{{INJURY_AGE}}</w:t>
+            </w:r>
           </w:p>
         </w:tc>
       </w:tr>
@@ -20976,14 +20122,9 @@
             </w:tcBorders>
           </w:tcPr>
           <w:p>
-            <w:pPr>
-              <w:rPr>
-                <w:b/>
-                <w:bCs/>
-                <w:sz w:val="32"/>
-                <w:szCs w:val="30"/>
-              </w:rPr>
-            </w:pPr>
+            <w:r>
+              <w:t>{{INJURY_GENDER}}</w:t>
+            </w:r>
           </w:p>
         </w:tc>
       </w:tr>
@@ -21052,14 +20193,9 @@
             </w:tcBorders>
           </w:tcPr>
           <w:p>
-            <w:pPr>
-              <w:rPr>
-                <w:b/>
-                <w:bCs/>
-                <w:sz w:val="32"/>
-                <w:szCs w:val="30"/>
-              </w:rPr>
-            </w:pPr>
+            <w:r>
+              <w:t>{{INJURY_MARITAL_STATUS}}</w:t>
+            </w:r>
           </w:p>
         </w:tc>
       </w:tr>
@@ -21128,14 +20264,9 @@
             </w:tcBorders>
           </w:tcPr>
           <w:p>
-            <w:pPr>
-              <w:rPr>
-                <w:b/>
-                <w:bCs/>
-                <w:sz w:val="32"/>
-                <w:szCs w:val="30"/>
-              </w:rPr>
-            </w:pPr>
+            <w:r>
+              <w:t>{{INJURY_OCCUPATION}}</w:t>
+            </w:r>
           </w:p>
         </w:tc>
       </w:tr>
@@ -21204,22 +20335,8 @@
             </w:tcBorders>
           </w:tcPr>
           <w:p>
-            <w:pPr>
-              <w:rPr>
-                <w:b/>
-                <w:bCs/>
-                <w:sz w:val="32"/>
-                <w:szCs w:val="30"/>
-              </w:rPr>
-            </w:pPr>
-            <w:r>
-              <w:rPr>
-                <w:b/>
-                <w:bCs/>
-                <w:sz w:val="32"/>
-                <w:szCs w:val="30"/>
-              </w:rPr>
-              <w:t>N/A</w:t>
+            <w:r>
+              <w:t>{{INJURY_EMPLOYER}}</w:t>
             </w:r>
           </w:p>
         </w:tc>
@@ -21289,14 +20406,9 @@
             </w:tcBorders>
           </w:tcPr>
           <w:p>
-            <w:pPr>
-              <w:rPr>
-                <w:b/>
-                <w:bCs/>
-                <w:sz w:val="32"/>
-                <w:szCs w:val="30"/>
-              </w:rPr>
-            </w:pPr>
+            <w:r>
+              <w:t>{{INJURY_INCOME}}</w:t>
+            </w:r>
           </w:p>
         </w:tc>
       </w:tr>
@@ -21376,22 +20488,8 @@
             </w:tcBorders>
           </w:tcPr>
           <w:p>
-            <w:pPr>
-              <w:rPr>
-                <w:b/>
-                <w:bCs/>
-                <w:sz w:val="32"/>
-                <w:szCs w:val="30"/>
-              </w:rPr>
-            </w:pPr>
-            <w:r>
-              <w:rPr>
-                <w:b/>
-                <w:bCs/>
-                <w:sz w:val="32"/>
-                <w:szCs w:val="30"/>
-              </w:rPr>
-              <w:t>N/A</w:t>
+            <w:r>
+              <w:t>{{INJURY_INCOME_TAX}}</w:t>
             </w:r>
           </w:p>
         </w:tc>
@@ -21461,14 +20559,9 @@
             </w:tcBorders>
           </w:tcPr>
           <w:p>
-            <w:pPr>
-              <w:rPr>
-                <w:b/>
-                <w:bCs/>
-                <w:sz w:val="32"/>
-                <w:szCs w:val="30"/>
-              </w:rPr>
-            </w:pPr>
+            <w:r>
+              <w:t>{{INJURY_NATURE}}</w:t>
+            </w:r>
           </w:p>
         </w:tc>
       </w:tr>
@@ -21537,14 +20630,9 @@
             </w:tcBorders>
           </w:tcPr>
           <w:p>
-            <w:pPr>
-              <w:rPr>
-                <w:b/>
-                <w:bCs/>
-                <w:sz w:val="32"/>
-                <w:szCs w:val="30"/>
-              </w:rPr>
-            </w:pPr>
+            <w:r>
+              <w:t>{{INJURY_TREATMENT}}</w:t>
+            </w:r>
           </w:p>
         </w:tc>
       </w:tr>
@@ -21640,14 +20728,9 @@
             </w:tcBorders>
           </w:tcPr>
           <w:p>
-            <w:pPr>
-              <w:rPr>
-                <w:b/>
-                <w:bCs/>
-                <w:sz w:val="32"/>
-                <w:szCs w:val="30"/>
-              </w:rPr>
-            </w:pPr>
+            <w:r>
+              <w:t>{{INJURY_HOSPITALIZATION}}</w:t>
+            </w:r>
           </w:p>
         </w:tc>
       </w:tr>
@@ -21716,14 +20799,9 @@
             </w:tcBorders>
           </w:tcPr>
           <w:p>
-            <w:pPr>
-              <w:rPr>
-                <w:b/>
-                <w:bCs/>
-                <w:sz w:val="32"/>
-                <w:szCs w:val="30"/>
-              </w:rPr>
-            </w:pPr>
+            <w:r>
+              <w:t>{{INJURY_SURGERY}}</w:t>
+            </w:r>
           </w:p>
         </w:tc>
       </w:tr>
@@ -21807,38 +20885,8 @@
             </w:tcBorders>
           </w:tcPr>
           <w:p>
-            <w:pPr>
-              <w:jc w:val="center"/>
-              <w:rPr>
-                <w:b/>
-                <w:bCs/>
-                <w:sz w:val="28"/>
-                <w:szCs w:val="26"/>
-              </w:rPr>
-            </w:pPr>
-            <w:r>
-              <w:rPr>
-                <w:sz w:val="28"/>
-                <w:szCs w:val="26"/>
-              </w:rPr>
-              <w:t xml:space="preserve">□ Yes                           </w:t>
-            </w:r>
-            <w:r>
-              <w:rPr>
-                <w:rFonts w:cstheme="minorHAnsi"/>
-                <w:sz w:val="28"/>
-                <w:szCs w:val="26"/>
-              </w:rPr>
-              <w:t>√</w:t>
-            </w:r>
-            <w:r>
-              <w:rPr>
-                <w:b/>
-                <w:bCs/>
-                <w:sz w:val="28"/>
-                <w:szCs w:val="26"/>
-              </w:rPr>
-              <w:t>□ No</w:t>
+            <w:r>
+              <w:t>{{INJURY_PERMANENT_DISABILITY}}</w:t>
             </w:r>
           </w:p>
         </w:tc>
@@ -23629,14 +22677,9 @@
             </w:tcBorders>
           </w:tcPr>
           <w:p>
-            <w:pPr>
-              <w:rPr>
-                <w:b/>
-                <w:bCs/>
-                <w:sz w:val="32"/>
-                <w:szCs w:val="30"/>
-              </w:rPr>
-            </w:pPr>
+            <w:r>
+              <w:t>{{TREATMENT_EXPENSES}}</w:t>
+            </w:r>
           </w:p>
         </w:tc>
         <w:tc>
@@ -23736,7 +22779,19 @@
             </w:tcBorders>
           </w:tcPr>
           <w:p>
-            <w:pPr>
+            <w:r>
+              <w:t>{{FUTURE_TREATMENT_EXPENSES}}</w:t>
+            </w:r>
+          </w:p>
+        </w:tc>
+        <w:tc>
+          <w:tcPr>
+            <w:tcW w:w="1276" w:type="dxa"/>
+            <w:gridSpan w:val="4"/>
+          </w:tcPr>
+          <w:p>
+            <w:pPr>
+              <w:jc w:val="center"/>
               <w:rPr>
                 <w:b/>
                 <w:bCs/>
@@ -23748,8 +22803,11 @@
         </w:tc>
         <w:tc>
           <w:tcPr>
-            <w:tcW w:w="1276" w:type="dxa"/>
+            <w:tcW w:w="2380" w:type="dxa"/>
             <w:gridSpan w:val="4"/>
+            <w:tcBorders>
+              <w:left w:val="single" w:sz="4" w:space="0" w:color="auto"/>
+            </w:tcBorders>
           </w:tcPr>
           <w:p>
             <w:pPr>
@@ -23763,26 +22821,6 @@
             </w:pPr>
           </w:p>
         </w:tc>
-        <w:tc>
-          <w:tcPr>
-            <w:tcW w:w="2380" w:type="dxa"/>
-            <w:gridSpan w:val="4"/>
-            <w:tcBorders>
-              <w:left w:val="single" w:sz="4" w:space="0" w:color="auto"/>
-            </w:tcBorders>
-          </w:tcPr>
-          <w:p>
-            <w:pPr>
-              <w:jc w:val="center"/>
-              <w:rPr>
-                <w:b/>
-                <w:bCs/>
-                <w:sz w:val="32"/>
-                <w:szCs w:val="30"/>
-              </w:rPr>
-            </w:pPr>
-          </w:p>
-        </w:tc>
       </w:tr>
       <w:tr>
         <w:trPr>
@@ -23850,15 +22888,9 @@
             </w:tcBorders>
           </w:tcPr>
           <w:p>
-            <w:pPr>
-              <w:jc w:val="center"/>
-              <w:rPr>
-                <w:b/>
-                <w:bCs/>
-                <w:sz w:val="32"/>
-                <w:szCs w:val="30"/>
-              </w:rPr>
-            </w:pPr>
+            <w:r>
+              <w:t>{{CONVEYANCE_EXPENSES}}</w:t>
+            </w:r>
           </w:p>
         </w:tc>
       </w:tr>
@@ -23928,14 +22960,9 @@
             </w:tcBorders>
           </w:tcPr>
           <w:p>
-            <w:pPr>
-              <w:rPr>
-                <w:b/>
-                <w:bCs/>
-                <w:sz w:val="32"/>
-                <w:szCs w:val="30"/>
-              </w:rPr>
-            </w:pPr>
+            <w:r>
+              <w:t>{{LOSS_OF_INCOME}}</w:t>
+            </w:r>
           </w:p>
         </w:tc>
       </w:tr>
@@ -24004,14 +23031,9 @@
             </w:tcBorders>
           </w:tcPr>
           <w:p>
-            <w:pPr>
-              <w:rPr>
-                <w:b/>
-                <w:bCs/>
-                <w:sz w:val="32"/>
-                <w:szCs w:val="30"/>
-              </w:rPr>
-            </w:pPr>
+            <w:r>
+              <w:t>{{LOSS_OF_EARNING_CAPACITY}}</w:t>
+            </w:r>
           </w:p>
         </w:tc>
       </w:tr>
@@ -24080,14 +23102,9 @@
             </w:tcBorders>
           </w:tcPr>
           <w:p>
-            <w:pPr>
-              <w:rPr>
-                <w:b/>
-                <w:bCs/>
-                <w:sz w:val="32"/>
-                <w:szCs w:val="30"/>
-              </w:rPr>
-            </w:pPr>
+            <w:r>
+              <w:t>{{OTHER_PECUNIARY_LOSS}}</w:t>
+            </w:r>
           </w:p>
         </w:tc>
       </w:tr>
@@ -24171,28 +23188,8 @@
             </w:tcBorders>
           </w:tcPr>
           <w:p>
-            <w:pPr>
-              <w:jc w:val="center"/>
-              <w:rPr>
-                <w:b/>
-                <w:bCs/>
-                <w:sz w:val="32"/>
-                <w:szCs w:val="30"/>
-              </w:rPr>
-            </w:pPr>
-            <w:r>
-              <w:t xml:space="preserve">□ Yes                               </w:t>
-            </w:r>
-            <w:r>
-              <w:rPr>
-                <w:rFonts w:cstheme="minorHAnsi"/>
-                <w:b/>
-                <w:bCs/>
-              </w:rPr>
-              <w:t>√</w:t>
-            </w:r>
-            <w:r>
-              <w:t>□ No</w:t>
+            <w:r>
+              <w:t>{{VICTIM_REIMBURSEMENT}}</w:t>
             </w:r>
           </w:p>
         </w:tc>
@@ -24262,18 +23259,8 @@
             </w:tcBorders>
           </w:tcPr>
           <w:p>
-            <w:pPr>
-              <w:rPr>
-                <w:sz w:val="32"/>
-                <w:szCs w:val="30"/>
-              </w:rPr>
-            </w:pPr>
-            <w:r>
-              <w:rPr>
-                <w:sz w:val="32"/>
-                <w:szCs w:val="30"/>
-              </w:rPr>
-              <w:t>N/A</w:t>
+            <w:r>
+              <w:t>{{PROPERTY_LOSS}}</w:t>
             </w:r>
           </w:p>
         </w:tc>
@@ -24341,15 +23328,9 @@
             </w:tcBorders>
           </w:tcPr>
           <w:p>
-            <w:pPr>
-              <w:jc w:val="center"/>
-              <w:rPr>
-                <w:b/>
-                <w:bCs/>
-                <w:sz w:val="32"/>
-                <w:szCs w:val="30"/>
-              </w:rPr>
-            </w:pPr>
+            <w:r>
+              <w:t>{{ADDITIONAL_INFORMATION}}</w:t>
+            </w:r>
           </w:p>
         </w:tc>
       </w:tr>
@@ -24472,15 +23453,9 @@
             <w:gridSpan w:val="2"/>
           </w:tcPr>
           <w:p>
-            <w:pPr>
-              <w:jc w:val="center"/>
-              <w:rPr>
-                <w:b/>
-                <w:bCs/>
-                <w:sz w:val="32"/>
-                <w:szCs w:val="30"/>
-              </w:rPr>
-            </w:pPr>
+            <w:r>
+              <w:t>{{ACCIDENT_BRIEF}}</w:t>
+            </w:r>
           </w:p>
         </w:tc>
       </w:tr>
@@ -24548,15 +23523,9 @@
             </w:tcBorders>
           </w:tcPr>
           <w:p>
-            <w:pPr>
-              <w:jc w:val="center"/>
-              <w:rPr>
-                <w:b/>
-                <w:bCs/>
-                <w:sz w:val="32"/>
-                <w:szCs w:val="30"/>
-              </w:rPr>
-            </w:pPr>
+            <w:r>
+              <w:t>{{COMPENSATION_CLAIMED}}</w:t>
+            </w:r>
           </w:p>
         </w:tc>
       </w:tr>
@@ -26524,18 +25493,8 @@
             <w:tcW w:w="5670" w:type="dxa"/>
           </w:tcPr>
           <w:p>
-            <w:pPr>
-              <w:rPr>
-                <w:sz w:val="24"/>
-                <w:szCs w:val="22"/>
-              </w:rPr>
-            </w:pPr>
-            <w:r>
-              <w:rPr>
-                <w:sz w:val="24"/>
-                <w:szCs w:val="22"/>
-              </w:rPr>
-              <w:t xml:space="preserve">281/106(1) BNS, 2023  </w:t>
+            <w:r>
+              <w:t>{{UNDER_SECTION}}</w:t>
             </w:r>
           </w:p>
         </w:tc>
@@ -31221,18 +30180,8 @@
             <w:tcW w:w="5640" w:type="dxa"/>
           </w:tcPr>
           <w:p>
-            <w:pPr>
-              <w:rPr>
-                <w:sz w:val="24"/>
-                <w:szCs w:val="22"/>
-              </w:rPr>
-            </w:pPr>
-            <w:r>
-              <w:rPr>
-                <w:sz w:val="24"/>
-                <w:szCs w:val="22"/>
-              </w:rPr>
-              <w:t xml:space="preserve">281/106(1) BNS, 2023  </w:t>
+            <w:r>
+              <w:t>{{UNDER_SECTION}}</w:t>
             </w:r>
           </w:p>
         </w:tc>
@@ -31523,62 +30472,8 @@
             <w:gridSpan w:val="4"/>
           </w:tcPr>
           <w:p>
-            <w:pPr>
-              <w:rPr>
-                <w:sz w:val="28"/>
-                <w:szCs w:val="28"/>
-              </w:rPr>
-            </w:pPr>
-            <w:r>
-              <w:rPr>
-                <w:sz w:val="28"/>
-                <w:szCs w:val="28"/>
-              </w:rPr>
-              <w:t xml:space="preserve">□ Simple Injury  </w:t>
-            </w:r>
-            <w:r>
-              <w:rPr>
-                <w:rFonts w:cstheme="minorHAnsi"/>
-                <w:sz w:val="28"/>
-                <w:szCs w:val="28"/>
-              </w:rPr>
-              <w:t xml:space="preserve"> </w:t>
-            </w:r>
-            <w:r>
-              <w:rPr>
-                <w:sz w:val="28"/>
-                <w:szCs w:val="28"/>
-              </w:rPr>
-              <w:t xml:space="preserve">□ Grievous Injury                             </w:t>
-            </w:r>
-            <w:r>
-              <w:rPr>
-                <w:rFonts w:cstheme="minorHAnsi"/>
-                <w:sz w:val="28"/>
-                <w:szCs w:val="28"/>
-              </w:rPr>
-              <w:t>√</w:t>
-            </w:r>
-            <w:r>
-              <w:rPr>
-                <w:sz w:val="28"/>
-                <w:szCs w:val="28"/>
-              </w:rPr>
-              <w:t xml:space="preserve">□ Fatal      </w:t>
-            </w:r>
-            <w:r>
-              <w:rPr>
-                <w:sz w:val="28"/>
-                <w:szCs w:val="28"/>
-              </w:rPr>
-              <w:t xml:space="preserve">         </w:t>
-            </w:r>
-            <w:r>
-              <w:rPr>
-                <w:sz w:val="28"/>
-                <w:szCs w:val="28"/>
-              </w:rPr>
-              <w:t>□ Damage/loss of the property □ Any other loss/injury</w:t>
+            <w:r>
+              <w:t>{{NATURE_OF_ACCIDENT}}</w:t>
             </w:r>
           </w:p>
         </w:tc>
@@ -31683,25 +30578,8 @@
             <w:gridSpan w:val="4"/>
           </w:tcPr>
           <w:p>
-            <w:pPr>
-              <w:rPr>
-                <w:sz w:val="28"/>
-                <w:szCs w:val="28"/>
-              </w:rPr>
-            </w:pPr>
-            <w:r>
-              <w:rPr>
-                <w:sz w:val="28"/>
-                <w:szCs w:val="28"/>
-              </w:rPr>
-              <w:t>HR</w:t>
-            </w:r>
-            <w:r>
-              <w:rPr>
-                <w:sz w:val="28"/>
-                <w:szCs w:val="28"/>
-              </w:rPr>
-              <w:t>64A- 6664</w:t>
+            <w:r>
+              <w:t>{{vehicle_reg_no}}</w:t>
             </w:r>
           </w:p>
         </w:tc>
@@ -33026,19 +31904,8 @@
             <w:gridSpan w:val="3"/>
           </w:tcPr>
           <w:p>
-            <w:pPr>
-              <w:jc w:val="both"/>
-              <w:rPr>
-                <w:sz w:val="24"/>
-                <w:szCs w:val="22"/>
-              </w:rPr>
-            </w:pPr>
-            <w:r>
-              <w:rPr>
-                <w:sz w:val="24"/>
-                <w:szCs w:val="22"/>
-              </w:rPr>
-              <w:t>3379/04146458/000/01</w:t>
+            <w:r>
+              <w:t>{{policy_no}}</w:t>
             </w:r>
           </w:p>
         </w:tc>
@@ -33085,19 +31952,8 @@
             <w:gridSpan w:val="3"/>
           </w:tcPr>
           <w:p>
-            <w:pPr>
-              <w:jc w:val="both"/>
-              <w:rPr>
-                <w:sz w:val="24"/>
-                <w:szCs w:val="22"/>
-              </w:rPr>
-            </w:pPr>
-            <w:r>
-              <w:rPr>
-                <w:sz w:val="24"/>
-                <w:szCs w:val="22"/>
-              </w:rPr>
-              <w:t>30/11/25 to 29/11/26</w:t>
+            <w:r>
+              <w:t>{{policy_period}}</w:t>
             </w:r>
           </w:p>
         </w:tc>
@@ -35305,18 +34161,8 @@
             <w:gridSpan w:val="4"/>
           </w:tcPr>
           <w:p>
-            <w:pPr>
-              <w:rPr>
-                <w:sz w:val="28"/>
-                <w:szCs w:val="26"/>
-              </w:rPr>
-            </w:pPr>
-            <w:r>
-              <w:rPr>
-                <w:sz w:val="28"/>
-                <w:szCs w:val="26"/>
-              </w:rPr>
-              <w:t>N/A</w:t>
+            <w:r>
+              <w:t>{{INJURY_NAME}}</w:t>
             </w:r>
           </w:p>
         </w:tc>
@@ -35369,12 +34215,9 @@
             <w:gridSpan w:val="4"/>
           </w:tcPr>
           <w:p>
-            <w:pPr>
-              <w:rPr>
-                <w:sz w:val="28"/>
-                <w:szCs w:val="26"/>
-              </w:rPr>
-            </w:pPr>
+            <w:r>
+              <w:t>{{INJURY_AGE}}</w:t>
+            </w:r>
           </w:p>
         </w:tc>
       </w:tr>
@@ -35426,12 +34269,9 @@
             <w:gridSpan w:val="4"/>
           </w:tcPr>
           <w:p>
-            <w:pPr>
-              <w:rPr>
-                <w:sz w:val="28"/>
-                <w:szCs w:val="26"/>
-              </w:rPr>
-            </w:pPr>
+            <w:r>
+              <w:t>{{INJURY_OCCUPATION}}</w:t>
+            </w:r>
           </w:p>
         </w:tc>
       </w:tr>
@@ -35484,12 +34324,9 @@
             <w:gridSpan w:val="4"/>
           </w:tcPr>
           <w:p>
-            <w:pPr>
-              <w:rPr>
-                <w:sz w:val="28"/>
-                <w:szCs w:val="26"/>
-              </w:rPr>
-            </w:pPr>
+            <w:r>
+              <w:t>{{INJURY_NATURE}}</w:t>
+            </w:r>
           </w:p>
         </w:tc>
       </w:tr>
@@ -35535,12 +34372,9 @@
             <w:gridSpan w:val="4"/>
           </w:tcPr>
           <w:p>
-            <w:pPr>
-              <w:rPr>
-                <w:sz w:val="28"/>
-                <w:szCs w:val="26"/>
-              </w:rPr>
-            </w:pPr>
+            <w:r>
+              <w:t>{{INJURY_NATURE}}</w:t>
+            </w:r>
           </w:p>
         </w:tc>
       </w:tr>
@@ -35586,12 +34420,9 @@
             <w:gridSpan w:val="4"/>
           </w:tcPr>
           <w:p>
-            <w:pPr>
-              <w:rPr>
-                <w:sz w:val="28"/>
-                <w:szCs w:val="26"/>
-              </w:rPr>
-            </w:pPr>
+            <w:r>
+              <w:t>{{INJURY_NATURE}}</w:t>
+            </w:r>
           </w:p>
         </w:tc>
       </w:tr>
@@ -35643,12 +34474,9 @@
             <w:gridSpan w:val="4"/>
           </w:tcPr>
           <w:p>
-            <w:pPr>
-              <w:rPr>
-                <w:sz w:val="28"/>
-                <w:szCs w:val="26"/>
-              </w:rPr>
-            </w:pPr>
+            <w:r>
+              <w:t>{{INJURY_TREATMENT}}</w:t>
+            </w:r>
           </w:p>
         </w:tc>
       </w:tr>
@@ -42807,18 +41635,8 @@
             <w:tcW w:w="5215" w:type="dxa"/>
           </w:tcPr>
           <w:p>
-            <w:pPr>
-              <w:rPr>
-                <w:sz w:val="24"/>
-                <w:szCs w:val="22"/>
-              </w:rPr>
-            </w:pPr>
-            <w:r>
-              <w:rPr>
-                <w:sz w:val="24"/>
-                <w:szCs w:val="22"/>
-              </w:rPr>
-              <w:t xml:space="preserve">281/106(1) BNS, 2023  </w:t>
+            <w:r>
+              <w:t>{{UNDER_SECTION}}</w:t>
             </w:r>
           </w:p>
         </w:tc>
@@ -43745,18 +42563,8 @@
             <w:gridSpan w:val="2"/>
           </w:tcPr>
           <w:p>
-            <w:pPr>
-              <w:rPr>
-                <w:sz w:val="24"/>
-                <w:szCs w:val="24"/>
-              </w:rPr>
-            </w:pPr>
-            <w:r>
-              <w:rPr>
-                <w:sz w:val="24"/>
-                <w:szCs w:val="24"/>
-              </w:rPr>
-              <w:t>Under Section</w:t>
+            <w:r>
+              <w:t>{{UNDER_SECTION}}</w:t>
             </w:r>
           </w:p>
         </w:tc>
